--- a/AWSGlue.docx
+++ b/AWSGlue.docx
@@ -824,12 +824,86 @@
       </w:r>
     </w:p>
     <w:p>
+      <w:pPr>
+        <w:pBdr>
+          <w:bottom w:val="double" w:sz="6" w:space="1" w:color="auto"/>
+        </w:pBdr>
+      </w:pPr>
       <w:r>
         <w:t>}</w:t>
       </w:r>
     </w:p>
     <w:p>
       <w:r>
+        <w:t>{</w:t>
+      </w:r>
+    </w:p>
+    <w:p>
+      <w:r>
+        <w:t xml:space="preserve">  "Version": "2012-10-17",</w:t>
+      </w:r>
+    </w:p>
+    <w:p>
+      <w:r>
+        <w:t xml:space="preserve">  "Statement": [</w:t>
+      </w:r>
+    </w:p>
+    <w:p>
+      <w:r>
+        <w:t xml:space="preserve">    {</w:t>
+      </w:r>
+    </w:p>
+    <w:p>
+      <w:r>
+        <w:t xml:space="preserve">      "Effect": "Allow",</w:t>
+      </w:r>
+    </w:p>
+    <w:p>
+      <w:r>
+        <w:t xml:space="preserve">      "Principal": {</w:t>
+      </w:r>
+    </w:p>
+    <w:p>
+      <w:r>
+        <w:t xml:space="preserve">        "Service": "glue.amazonaws.com"</w:t>
+      </w:r>
+    </w:p>
+    <w:p>
+      <w:r>
+        <w:t xml:space="preserve">      },</w:t>
+      </w:r>
+    </w:p>
+    <w:p>
+      <w:r>
+        <w:t xml:space="preserve">      "Action": "</w:t>
+      </w:r>
+      <w:proofErr w:type="spellStart"/>
+      <w:r>
+        <w:t>sts:AssumeRole</w:t>
+      </w:r>
+      <w:proofErr w:type="spellEnd"/>
+      <w:r>
+        <w:t>"</w:t>
+      </w:r>
+    </w:p>
+    <w:p>
+      <w:r>
+        <w:t xml:space="preserve">    }</w:t>
+      </w:r>
+    </w:p>
+    <w:p>
+      <w:r>
+        <w:t xml:space="preserve">  ]</w:t>
+      </w:r>
+    </w:p>
+    <w:p>
+      <w:r>
+        <w:t>}</w:t>
+      </w:r>
+    </w:p>
+    <w:p/>
+    <w:p>
+      <w:r>
         <w:t>For a training environment, these managed policies are convenient. For production, restrict S3 access to only the required bucket/prefix.</w:t>
       </w:r>
     </w:p>
@@ -850,6 +924,7 @@
     </w:p>
     <w:p>
       <w:r>
+        <w:lastRenderedPageBreak/>
         <w:t>Select:</w:t>
       </w:r>
     </w:p>
@@ -944,7 +1019,6 @@
     </w:p>
     <w:p>
       <w:r>
-        <w:lastRenderedPageBreak/>
         <w:t>Data types</w:t>
       </w:r>
     </w:p>
@@ -1154,6 +1228,7 @@
           <w:p>
             <w:proofErr w:type="spellStart"/>
             <w:r>
+              <w:lastRenderedPageBreak/>
               <w:t>fuel_type</w:t>
             </w:r>
             <w:proofErr w:type="spellEnd"/>
@@ -1366,78 +1441,681 @@
     </w:p>
     <w:p>
       <w:r>
+        <w:t>SELECT *</w:t>
+      </w:r>
+    </w:p>
+    <w:p>
+      <w:r>
+        <w:t xml:space="preserve">FROM </w:t>
+      </w:r>
+      <w:proofErr w:type="spellStart"/>
+      <w:r>
+        <w:t>bmw_connected_cars</w:t>
+      </w:r>
+      <w:proofErr w:type="spellEnd"/>
+      <w:r>
+        <w:t>;</w:t>
+      </w:r>
+    </w:p>
+    <w:p>
+      <w:r>
+        <w:t>Example:</w:t>
+      </w:r>
+    </w:p>
+    <w:p>
+      <w:r>
+        <w:t>SELECT</w:t>
+      </w:r>
+    </w:p>
+    <w:p>
+      <w:r>
+        <w:t xml:space="preserve">    model,</w:t>
+      </w:r>
+    </w:p>
+    <w:p>
+      <w:r>
+        <w:t xml:space="preserve">    region,</w:t>
+      </w:r>
+    </w:p>
+    <w:p>
+      <w:r>
+        <w:t xml:space="preserve">    AVG(speed) AS </w:t>
+      </w:r>
+      <w:proofErr w:type="spellStart"/>
+      <w:r>
+        <w:t>avg_speed</w:t>
+      </w:r>
+      <w:proofErr w:type="spellEnd"/>
+      <w:r>
+        <w:t>,</w:t>
+      </w:r>
+    </w:p>
+    <w:p>
+      <w:r>
+        <w:t xml:space="preserve">    AVG(</w:t>
+      </w:r>
+      <w:proofErr w:type="spellStart"/>
+      <w:r>
+        <w:t>battery_level</w:t>
+      </w:r>
+      <w:proofErr w:type="spellEnd"/>
+      <w:r>
+        <w:t xml:space="preserve">) AS </w:t>
+      </w:r>
+      <w:proofErr w:type="spellStart"/>
+      <w:r>
+        <w:t>avg_battery</w:t>
+      </w:r>
+      <w:proofErr w:type="spellEnd"/>
+    </w:p>
+    <w:p>
+      <w:r>
+        <w:t xml:space="preserve">FROM </w:t>
+      </w:r>
+      <w:proofErr w:type="spellStart"/>
+      <w:r>
+        <w:t>bmw_connected_cars</w:t>
+      </w:r>
+      <w:proofErr w:type="spellEnd"/>
+    </w:p>
+    <w:p>
+      <w:r>
+        <w:t>GROUP BY model, region;</w:t>
+      </w:r>
+    </w:p>
+    <w:p>
+      <w:pPr>
+        <w:rPr>
+          <w:b/>
+          <w:bCs/>
+        </w:rPr>
+      </w:pPr>
+      <w:r>
+        <w:rPr>
+          <w:b/>
+          <w:bCs/>
+        </w:rPr>
+        <w:t>11. Create a Glue ETL Job</w:t>
+      </w:r>
+    </w:p>
+    <w:p>
+      <w:r>
+        <w:t>If you want to clean or transform the data:</w:t>
+      </w:r>
+    </w:p>
+    <w:p>
+      <w:r>
+        <w:t>AWS Glue</w:t>
+      </w:r>
+    </w:p>
+    <w:p>
+      <w:r>
         <w:lastRenderedPageBreak/>
-        <w:t>SELECT *</w:t>
-      </w:r>
-    </w:p>
-    <w:p>
-      <w:r>
-        <w:t xml:space="preserve">FROM </w:t>
-      </w:r>
+        <w:t xml:space="preserve">   → ETL Jobs</w:t>
+      </w:r>
+    </w:p>
+    <w:p>
+      <w:r>
+        <w:t xml:space="preserve">   → Visual ETL</w:t>
+      </w:r>
+    </w:p>
+    <w:p>
+      <w:r>
+        <w:t>Create:</w:t>
+      </w:r>
+    </w:p>
+    <w:p>
+      <w:r>
+        <w:t>Source</w:t>
+      </w:r>
+    </w:p>
+    <w:p>
+      <w:r>
+        <w:t xml:space="preserve">   ↓</w:t>
+      </w:r>
+    </w:p>
+    <w:p>
+      <w:r>
+        <w:t>Transformation</w:t>
+      </w:r>
+    </w:p>
+    <w:p>
+      <w:r>
+        <w:t xml:space="preserve">   ↓</w:t>
+      </w:r>
+    </w:p>
+    <w:p>
+      <w:r>
+        <w:t>Target</w:t>
+      </w:r>
+    </w:p>
+    <w:p>
+      <w:r>
+        <w:t>For example:</w:t>
+      </w:r>
+    </w:p>
+    <w:p>
+      <w:r>
+        <w:t xml:space="preserve">Glue Data </w:t>
+      </w:r>
+      <w:proofErr w:type="spellStart"/>
+      <w:r>
+        <w:t>Catalog</w:t>
+      </w:r>
+      <w:proofErr w:type="spellEnd"/>
+    </w:p>
+    <w:p>
       <w:proofErr w:type="spellStart"/>
       <w:r>
         <w:t>bmw_connected_cars</w:t>
       </w:r>
       <w:proofErr w:type="spellEnd"/>
-      <w:r>
-        <w:t>;</w:t>
-      </w:r>
-    </w:p>
-    <w:p>
-      <w:r>
-        <w:t>Example:</w:t>
-      </w:r>
-    </w:p>
-    <w:p>
-      <w:r>
-        <w:t>SELECT</w:t>
-      </w:r>
-    </w:p>
-    <w:p>
-      <w:r>
-        <w:t xml:space="preserve">    model,</w:t>
-      </w:r>
-    </w:p>
-    <w:p>
-      <w:r>
-        <w:t xml:space="preserve">    region,</w:t>
-      </w:r>
-    </w:p>
-    <w:p>
-      <w:r>
-        <w:t xml:space="preserve">    AVG(speed) AS </w:t>
-      </w:r>
-      <w:proofErr w:type="spellStart"/>
-      <w:r>
-        <w:t>avg_speed</w:t>
-      </w:r>
-      <w:proofErr w:type="spellEnd"/>
-      <w:r>
-        <w:t>,</w:t>
-      </w:r>
-    </w:p>
-    <w:p>
-      <w:r>
-        <w:t xml:space="preserve">    AVG(</w:t>
-      </w:r>
+    </w:p>
+    <w:p>
+      <w:r>
+        <w:t xml:space="preserve">        ↓</w:t>
+      </w:r>
+    </w:p>
+    <w:p>
+      <w:r>
+        <w:t>Drop Fields</w:t>
+      </w:r>
+    </w:p>
+    <w:p>
+      <w:r>
+        <w:t xml:space="preserve">        ↓</w:t>
+      </w:r>
+    </w:p>
+    <w:p>
+      <w:r>
+        <w:t>Change Schema</w:t>
+      </w:r>
+    </w:p>
+    <w:p>
+      <w:r>
+        <w:t xml:space="preserve">        ↓</w:t>
+      </w:r>
+    </w:p>
+    <w:p>
+      <w:r>
+        <w:t>Filter</w:t>
+      </w:r>
+    </w:p>
+    <w:p>
       <w:proofErr w:type="spellStart"/>
       <w:r>
         <w:t>battery_level</w:t>
       </w:r>
       <w:proofErr w:type="spellEnd"/>
       <w:r>
-        <w:t xml:space="preserve">) AS </w:t>
-      </w:r>
-      <w:proofErr w:type="spellStart"/>
-      <w:r>
-        <w:t>avg_battery</w:t>
-      </w:r>
-      <w:proofErr w:type="spellEnd"/>
-    </w:p>
-    <w:p>
-      <w:r>
-        <w:t xml:space="preserve">FROM </w:t>
-      </w:r>
+        <w:t xml:space="preserve"> &gt;= 20</w:t>
+      </w:r>
+    </w:p>
+    <w:p>
+      <w:r>
+        <w:t xml:space="preserve">        ↓</w:t>
+      </w:r>
+    </w:p>
+    <w:p>
+      <w:r>
+        <w:t>Amazon S3</w:t>
+      </w:r>
+    </w:p>
+    <w:p>
+      <w:r>
+        <w:t>processed/</w:t>
+      </w:r>
+    </w:p>
+    <w:p>
+      <w:r>
+        <w:t>Target:</w:t>
+      </w:r>
+    </w:p>
+    <w:p>
+      <w:r>
+        <w:t>s3://bmwsensordata/processed/vehicle_data/</w:t>
+      </w:r>
+    </w:p>
+    <w:p>
+      <w:r>
+        <w:t>Choose output format:</w:t>
+      </w:r>
+    </w:p>
+    <w:p>
+      <w:r>
+        <w:t>Parquet</w:t>
+      </w:r>
+    </w:p>
+    <w:p>
+      <w:r>
+        <w:t>Parquet is normally preferable for analytics because Athena can read less data than with CSV.</w:t>
+      </w:r>
+    </w:p>
+    <w:p>
+      <w:pPr>
+        <w:rPr>
+          <w:b/>
+          <w:bCs/>
+        </w:rPr>
+      </w:pPr>
+      <w:r>
+        <w:rPr>
+          <w:b/>
+          <w:bCs/>
+        </w:rPr>
+        <w:t xml:space="preserve">12. Example Glue </w:t>
+      </w:r>
+      <w:proofErr w:type="spellStart"/>
+      <w:r>
+        <w:rPr>
+          <w:b/>
+          <w:bCs/>
+        </w:rPr>
+        <w:t>PySpark</w:t>
+      </w:r>
+      <w:proofErr w:type="spellEnd"/>
+      <w:r>
+        <w:rPr>
+          <w:b/>
+          <w:bCs/>
+        </w:rPr>
+        <w:t xml:space="preserve"> transformation</w:t>
+      </w:r>
+    </w:p>
+    <w:p>
+      <w:r>
+        <w:lastRenderedPageBreak/>
+        <w:t>A Glue job can contain code like:</w:t>
+      </w:r>
+    </w:p>
+    <w:p>
+      <w:r>
+        <w:t xml:space="preserve">from </w:t>
+      </w:r>
+      <w:proofErr w:type="spellStart"/>
+      <w:r>
+        <w:t>pyspark.sql.functions</w:t>
+      </w:r>
+      <w:proofErr w:type="spellEnd"/>
+      <w:r>
+        <w:t xml:space="preserve"> import col</w:t>
+      </w:r>
+    </w:p>
+    <w:p/>
+    <w:p>
+      <w:proofErr w:type="spellStart"/>
+      <w:r>
+        <w:t>df</w:t>
+      </w:r>
+      <w:proofErr w:type="spellEnd"/>
+      <w:r>
+        <w:t xml:space="preserve"> = </w:t>
+      </w:r>
+      <w:proofErr w:type="spellStart"/>
+      <w:r>
+        <w:t>spark.read.option</w:t>
+      </w:r>
+      <w:proofErr w:type="spellEnd"/>
+      <w:r>
+        <w:t>(</w:t>
+      </w:r>
+    </w:p>
+    <w:p>
+      <w:r>
+        <w:t xml:space="preserve">    "header", "true"</w:t>
+      </w:r>
+    </w:p>
+    <w:p>
+      <w:r>
+        <w:t>).csv(</w:t>
+      </w:r>
+    </w:p>
+    <w:p>
+      <w:r>
+        <w:t xml:space="preserve">    "s3://</w:t>
+      </w:r>
+      <w:proofErr w:type="spellStart"/>
+      <w:r>
+        <w:t>bmwsensordata</w:t>
+      </w:r>
+      <w:proofErr w:type="spellEnd"/>
+      <w:r>
+        <w:t>/</w:t>
+      </w:r>
+      <w:proofErr w:type="spellStart"/>
+      <w:r>
+        <w:t>sensor_data</w:t>
+      </w:r>
+      <w:proofErr w:type="spellEnd"/>
+      <w:r>
+        <w:t>/"</w:t>
+      </w:r>
+    </w:p>
+    <w:p>
+      <w:r>
+        <w:t>)</w:t>
+      </w:r>
+    </w:p>
+    <w:p/>
+    <w:p>
+      <w:proofErr w:type="spellStart"/>
+      <w:r>
+        <w:t>clean_df</w:t>
+      </w:r>
+      <w:proofErr w:type="spellEnd"/>
+      <w:r>
+        <w:t xml:space="preserve"> = (</w:t>
+      </w:r>
+    </w:p>
+    <w:p>
+      <w:r>
+        <w:t xml:space="preserve">    </w:t>
+      </w:r>
+      <w:proofErr w:type="spellStart"/>
+      <w:r>
+        <w:t>df</w:t>
+      </w:r>
+      <w:proofErr w:type="spellEnd"/>
+    </w:p>
+    <w:p>
+      <w:r>
+        <w:t xml:space="preserve">    .</w:t>
+      </w:r>
+      <w:proofErr w:type="spellStart"/>
+      <w:r>
+        <w:t>withColumn</w:t>
+      </w:r>
+      <w:proofErr w:type="spellEnd"/>
+      <w:r>
+        <w:t>(</w:t>
+      </w:r>
+    </w:p>
+    <w:p>
+      <w:r>
+        <w:t xml:space="preserve">        "</w:t>
+      </w:r>
+      <w:proofErr w:type="spellStart"/>
+      <w:r>
+        <w:t>battery_level</w:t>
+      </w:r>
+      <w:proofErr w:type="spellEnd"/>
+      <w:r>
+        <w:t>",</w:t>
+      </w:r>
+    </w:p>
+    <w:p>
+      <w:r>
+        <w:t xml:space="preserve">        col("</w:t>
+      </w:r>
+      <w:proofErr w:type="spellStart"/>
+      <w:r>
+        <w:t>battery_level</w:t>
+      </w:r>
+      <w:proofErr w:type="spellEnd"/>
+      <w:r>
+        <w:t>").cast("int")</w:t>
+      </w:r>
+    </w:p>
+    <w:p>
+      <w:r>
+        <w:t xml:space="preserve">    )</w:t>
+      </w:r>
+    </w:p>
+    <w:p>
+      <w:r>
+        <w:t xml:space="preserve">    .</w:t>
+      </w:r>
+      <w:proofErr w:type="spellStart"/>
+      <w:r>
+        <w:t>withColumn</w:t>
+      </w:r>
+      <w:proofErr w:type="spellEnd"/>
+      <w:r>
+        <w:t>(</w:t>
+      </w:r>
+    </w:p>
+    <w:p>
+      <w:r>
+        <w:t xml:space="preserve">        "speed",</w:t>
+      </w:r>
+    </w:p>
+    <w:p>
+      <w:r>
+        <w:t xml:space="preserve">        col("speed").cast("int")</w:t>
+      </w:r>
+    </w:p>
+    <w:p>
+      <w:r>
+        <w:t xml:space="preserve">    )</w:t>
+      </w:r>
+    </w:p>
+    <w:p>
+      <w:r>
+        <w:t xml:space="preserve">    .filter(</w:t>
+      </w:r>
+    </w:p>
+    <w:p>
+      <w:r>
+        <w:t xml:space="preserve">        col("</w:t>
+      </w:r>
+      <w:proofErr w:type="spellStart"/>
+      <w:r>
+        <w:t>battery_level</w:t>
+      </w:r>
+      <w:proofErr w:type="spellEnd"/>
+      <w:r>
+        <w:t>") &gt;= 20</w:t>
+      </w:r>
+    </w:p>
+    <w:p>
+      <w:r>
+        <w:t xml:space="preserve">    )</w:t>
+      </w:r>
+    </w:p>
+    <w:p>
+      <w:r>
+        <w:t>)</w:t>
+      </w:r>
+    </w:p>
+    <w:p/>
+    <w:p>
+      <w:proofErr w:type="spellStart"/>
+      <w:r>
+        <w:t>clean_df.write</w:t>
+      </w:r>
+      <w:proofErr w:type="spellEnd"/>
+      <w:r>
+        <w:t xml:space="preserve"> \</w:t>
+      </w:r>
+    </w:p>
+    <w:p>
+      <w:r>
+        <w:t xml:space="preserve">    .mode("overwrite") \</w:t>
+      </w:r>
+    </w:p>
+    <w:p>
+      <w:r>
+        <w:t xml:space="preserve">    .parquet(</w:t>
+      </w:r>
+    </w:p>
+    <w:p>
+      <w:r>
+        <w:t xml:space="preserve">        "s3://</w:t>
+      </w:r>
+      <w:proofErr w:type="spellStart"/>
+      <w:r>
+        <w:t>bmwsensordata</w:t>
+      </w:r>
+      <w:proofErr w:type="spellEnd"/>
+      <w:r>
+        <w:t>/processed/</w:t>
+      </w:r>
+      <w:proofErr w:type="spellStart"/>
+      <w:r>
+        <w:t>vehicle_data</w:t>
+      </w:r>
+      <w:proofErr w:type="spellEnd"/>
+      <w:r>
+        <w:t>/"</w:t>
+      </w:r>
+    </w:p>
+    <w:p>
+      <w:r>
+        <w:lastRenderedPageBreak/>
+        <w:t xml:space="preserve">    )</w:t>
+      </w:r>
+    </w:p>
+    <w:p>
+      <w:pPr>
+        <w:rPr>
+          <w:b/>
+          <w:bCs/>
+        </w:rPr>
+      </w:pPr>
+      <w:r>
+        <w:rPr>
+          <w:b/>
+          <w:bCs/>
+        </w:rPr>
+        <w:t>13. Crawl the processed data</w:t>
+      </w:r>
+    </w:p>
+    <w:p>
+      <w:r>
+        <w:t>Create another crawler:</w:t>
+      </w:r>
+    </w:p>
+    <w:p>
+      <w:r>
+        <w:t>Crawler:</w:t>
+      </w:r>
+    </w:p>
+    <w:p>
+      <w:proofErr w:type="spellStart"/>
+      <w:r>
+        <w:t>bmw_processed_crawler</w:t>
+      </w:r>
+      <w:proofErr w:type="spellEnd"/>
+    </w:p>
+    <w:p/>
+    <w:p>
+      <w:r>
+        <w:t>S3:</w:t>
+      </w:r>
+    </w:p>
+    <w:p>
+      <w:r>
+        <w:t>s3://bmwsensordata/processed/vehicle_data/</w:t>
+      </w:r>
+    </w:p>
+    <w:p/>
+    <w:p>
+      <w:r>
+        <w:t>Database:</w:t>
+      </w:r>
+    </w:p>
+    <w:p>
+      <w:proofErr w:type="spellStart"/>
+      <w:r>
+        <w:t>bmw_database</w:t>
+      </w:r>
+      <w:proofErr w:type="spellEnd"/>
+    </w:p>
+    <w:p>
+      <w:r>
+        <w:t>Run it.</w:t>
+      </w:r>
+    </w:p>
+    <w:p>
+      <w:r>
+        <w:t>Glue creates another table, for example:</w:t>
+      </w:r>
+    </w:p>
+    <w:p>
+      <w:proofErr w:type="spellStart"/>
+      <w:r>
+        <w:t>vehicle_data</w:t>
+      </w:r>
+      <w:proofErr w:type="spellEnd"/>
+    </w:p>
+    <w:p>
+      <w:pPr>
+        <w:rPr>
+          <w:b/>
+          <w:bCs/>
+        </w:rPr>
+      </w:pPr>
+      <w:r>
+        <w:rPr>
+          <w:b/>
+          <w:bCs/>
+        </w:rPr>
+        <w:t>14. Final architecture</w:t>
+      </w:r>
+    </w:p>
+    <w:p>
+      <w:r>
+        <w:t>BMW Connected Cars CSV</w:t>
+      </w:r>
+    </w:p>
+    <w:p>
+      <w:r>
+        <w:t xml:space="preserve">          ↓</w:t>
+      </w:r>
+    </w:p>
+    <w:p>
+      <w:r>
+        <w:t>S3 Raw</w:t>
+      </w:r>
+    </w:p>
+    <w:p>
+      <w:r>
+        <w:t>s3://bmwsensordata/sensor_data/</w:t>
+      </w:r>
+    </w:p>
+    <w:p>
+      <w:r>
+        <w:t xml:space="preserve">          ↓</w:t>
+      </w:r>
+    </w:p>
+    <w:p>
+      <w:r>
+        <w:t>Glue Crawler</w:t>
+      </w:r>
+    </w:p>
+    <w:p>
+      <w:r>
+        <w:t xml:space="preserve">          ↓</w:t>
+      </w:r>
+    </w:p>
+    <w:p>
+      <w:r>
+        <w:t xml:space="preserve">Glue Data </w:t>
+      </w:r>
+      <w:proofErr w:type="spellStart"/>
+      <w:r>
+        <w:t>Catalog</w:t>
+      </w:r>
+      <w:proofErr w:type="spellEnd"/>
+    </w:p>
+    <w:p>
+      <w:r>
+        <w:t xml:space="preserve">          ↓</w:t>
+      </w:r>
+    </w:p>
+    <w:p>
+      <w:proofErr w:type="spellStart"/>
+      <w:r>
+        <w:t>bmw_database</w:t>
+      </w:r>
+      <w:proofErr w:type="spellEnd"/>
+    </w:p>
+    <w:p>
+      <w:r>
+        <w:t xml:space="preserve">          ↓</w:t>
+      </w:r>
+    </w:p>
+    <w:p>
       <w:proofErr w:type="spellStart"/>
       <w:r>
         <w:t>bmw_connected_cars</w:t>
@@ -1446,615 +2124,12 @@
     </w:p>
     <w:p>
       <w:r>
-        <w:t>GROUP BY model, region;</w:t>
-      </w:r>
-    </w:p>
-    <w:p>
-      <w:pPr>
-        <w:rPr>
-          <w:b/>
-          <w:bCs/>
-        </w:rPr>
-      </w:pPr>
-      <w:r>
-        <w:rPr>
-          <w:b/>
-          <w:bCs/>
-        </w:rPr>
-        <w:t>11. Create a Glue ETL Job</w:t>
-      </w:r>
-    </w:p>
-    <w:p>
-      <w:r>
-        <w:t>If you want to clean or transform the data:</w:t>
-      </w:r>
-    </w:p>
-    <w:p>
-      <w:r>
-        <w:t>AWS Glue</w:t>
-      </w:r>
-    </w:p>
-    <w:p>
-      <w:r>
-        <w:t xml:space="preserve">   → ETL Jobs</w:t>
-      </w:r>
-    </w:p>
-    <w:p>
-      <w:r>
-        <w:t xml:space="preserve">   → Visual ETL</w:t>
-      </w:r>
-    </w:p>
-    <w:p>
-      <w:r>
-        <w:t>Create:</w:t>
-      </w:r>
-    </w:p>
-    <w:p>
-      <w:r>
-        <w:t>Source</w:t>
-      </w:r>
-    </w:p>
-    <w:p>
-      <w:r>
-        <w:t xml:space="preserve">   ↓</w:t>
-      </w:r>
-    </w:p>
-    <w:p>
-      <w:r>
-        <w:t>Transformation</w:t>
-      </w:r>
-    </w:p>
-    <w:p>
-      <w:r>
-        <w:t xml:space="preserve">   ↓</w:t>
-      </w:r>
-    </w:p>
-    <w:p>
-      <w:r>
-        <w:t>Target</w:t>
-      </w:r>
-    </w:p>
-    <w:p>
-      <w:r>
-        <w:t>For example:</w:t>
-      </w:r>
-    </w:p>
-    <w:p>
-      <w:r>
-        <w:t xml:space="preserve">Glue Data </w:t>
-      </w:r>
-      <w:proofErr w:type="spellStart"/>
-      <w:r>
-        <w:t>Catalog</w:t>
-      </w:r>
-      <w:proofErr w:type="spellEnd"/>
-    </w:p>
-    <w:p>
-      <w:proofErr w:type="spellStart"/>
-      <w:r>
-        <w:t>bmw_connected_cars</w:t>
-      </w:r>
-      <w:proofErr w:type="spellEnd"/>
-    </w:p>
-    <w:p>
-      <w:r>
-        <w:t xml:space="preserve">        ↓</w:t>
-      </w:r>
-    </w:p>
-    <w:p>
-      <w:r>
-        <w:t>Drop Fields</w:t>
-      </w:r>
-    </w:p>
-    <w:p>
-      <w:r>
-        <w:t xml:space="preserve">        ↓</w:t>
-      </w:r>
-    </w:p>
-    <w:p>
-      <w:r>
-        <w:t>Change Schema</w:t>
+        <w:t xml:space="preserve">          ↓</w:t>
       </w:r>
     </w:p>
     <w:p>
       <w:r>
         <w:lastRenderedPageBreak/>
-        <w:t xml:space="preserve">        ↓</w:t>
-      </w:r>
-    </w:p>
-    <w:p>
-      <w:r>
-        <w:t>Filter</w:t>
-      </w:r>
-    </w:p>
-    <w:p>
-      <w:proofErr w:type="spellStart"/>
-      <w:r>
-        <w:t>battery_level</w:t>
-      </w:r>
-      <w:proofErr w:type="spellEnd"/>
-      <w:r>
-        <w:t xml:space="preserve"> &gt;= 20</w:t>
-      </w:r>
-    </w:p>
-    <w:p>
-      <w:r>
-        <w:t xml:space="preserve">        ↓</w:t>
-      </w:r>
-    </w:p>
-    <w:p>
-      <w:r>
-        <w:t>Amazon S3</w:t>
-      </w:r>
-    </w:p>
-    <w:p>
-      <w:r>
-        <w:t>processed/</w:t>
-      </w:r>
-    </w:p>
-    <w:p>
-      <w:r>
-        <w:t>Target:</w:t>
-      </w:r>
-    </w:p>
-    <w:p>
-      <w:r>
-        <w:t>s3://bmwsensordata/processed/vehicle_data/</w:t>
-      </w:r>
-    </w:p>
-    <w:p>
-      <w:r>
-        <w:t>Choose output format:</w:t>
-      </w:r>
-    </w:p>
-    <w:p>
-      <w:r>
-        <w:t>Parquet</w:t>
-      </w:r>
-    </w:p>
-    <w:p>
-      <w:r>
-        <w:t>Parquet is normally preferable for analytics because Athena can read less data than with CSV.</w:t>
-      </w:r>
-    </w:p>
-    <w:p>
-      <w:pPr>
-        <w:rPr>
-          <w:b/>
-          <w:bCs/>
-        </w:rPr>
-      </w:pPr>
-      <w:r>
-        <w:rPr>
-          <w:b/>
-          <w:bCs/>
-        </w:rPr>
-        <w:t xml:space="preserve">12. Example Glue </w:t>
-      </w:r>
-      <w:proofErr w:type="spellStart"/>
-      <w:r>
-        <w:rPr>
-          <w:b/>
-          <w:bCs/>
-        </w:rPr>
-        <w:t>PySpark</w:t>
-      </w:r>
-      <w:proofErr w:type="spellEnd"/>
-      <w:r>
-        <w:rPr>
-          <w:b/>
-          <w:bCs/>
-        </w:rPr>
-        <w:t xml:space="preserve"> transformation</w:t>
-      </w:r>
-    </w:p>
-    <w:p>
-      <w:r>
-        <w:t>A Glue job can contain code like:</w:t>
-      </w:r>
-    </w:p>
-    <w:p>
-      <w:r>
-        <w:t xml:space="preserve">from </w:t>
-      </w:r>
-      <w:proofErr w:type="spellStart"/>
-      <w:r>
-        <w:t>pyspark.sql.functions</w:t>
-      </w:r>
-      <w:proofErr w:type="spellEnd"/>
-      <w:r>
-        <w:t xml:space="preserve"> import col</w:t>
-      </w:r>
-    </w:p>
-    <w:p/>
-    <w:p>
-      <w:proofErr w:type="spellStart"/>
-      <w:r>
-        <w:t>df</w:t>
-      </w:r>
-      <w:proofErr w:type="spellEnd"/>
-      <w:r>
-        <w:t xml:space="preserve"> = </w:t>
-      </w:r>
-      <w:proofErr w:type="spellStart"/>
-      <w:r>
-        <w:t>spark.read.option</w:t>
-      </w:r>
-      <w:proofErr w:type="spellEnd"/>
-      <w:r>
-        <w:t>(</w:t>
-      </w:r>
-    </w:p>
-    <w:p>
-      <w:r>
-        <w:t xml:space="preserve">    "header", "true"</w:t>
-      </w:r>
-    </w:p>
-    <w:p>
-      <w:r>
-        <w:t>).csv(</w:t>
-      </w:r>
-    </w:p>
-    <w:p>
-      <w:r>
-        <w:t xml:space="preserve">    "s3://</w:t>
-      </w:r>
-      <w:proofErr w:type="spellStart"/>
-      <w:r>
-        <w:t>bmwsensordata</w:t>
-      </w:r>
-      <w:proofErr w:type="spellEnd"/>
-      <w:r>
-        <w:t>/</w:t>
-      </w:r>
-      <w:proofErr w:type="spellStart"/>
-      <w:r>
-        <w:t>sensor_data</w:t>
-      </w:r>
-      <w:proofErr w:type="spellEnd"/>
-      <w:r>
-        <w:t>/"</w:t>
-      </w:r>
-    </w:p>
-    <w:p>
-      <w:r>
-        <w:t>)</w:t>
-      </w:r>
-    </w:p>
-    <w:p/>
-    <w:p>
-      <w:proofErr w:type="spellStart"/>
-      <w:r>
-        <w:t>clean_df</w:t>
-      </w:r>
-      <w:proofErr w:type="spellEnd"/>
-      <w:r>
-        <w:t xml:space="preserve"> = (</w:t>
-      </w:r>
-    </w:p>
-    <w:p>
-      <w:r>
-        <w:t xml:space="preserve">    </w:t>
-      </w:r>
-      <w:proofErr w:type="spellStart"/>
-      <w:r>
-        <w:t>df</w:t>
-      </w:r>
-      <w:proofErr w:type="spellEnd"/>
-    </w:p>
-    <w:p>
-      <w:r>
-        <w:t xml:space="preserve">    .</w:t>
-      </w:r>
-      <w:proofErr w:type="spellStart"/>
-      <w:r>
-        <w:t>withColumn</w:t>
-      </w:r>
-      <w:proofErr w:type="spellEnd"/>
-      <w:r>
-        <w:t>(</w:t>
-      </w:r>
-    </w:p>
-    <w:p>
-      <w:r>
-        <w:t xml:space="preserve">        "</w:t>
-      </w:r>
-      <w:proofErr w:type="spellStart"/>
-      <w:r>
-        <w:t>battery_level</w:t>
-      </w:r>
-      <w:proofErr w:type="spellEnd"/>
-      <w:r>
-        <w:t>",</w:t>
-      </w:r>
-    </w:p>
-    <w:p>
-      <w:r>
-        <w:t xml:space="preserve">        col("</w:t>
-      </w:r>
-      <w:proofErr w:type="spellStart"/>
-      <w:r>
-        <w:t>battery_level</w:t>
-      </w:r>
-      <w:proofErr w:type="spellEnd"/>
-      <w:r>
-        <w:t>").cast("int")</w:t>
-      </w:r>
-    </w:p>
-    <w:p>
-      <w:r>
-        <w:t xml:space="preserve">    )</w:t>
-      </w:r>
-    </w:p>
-    <w:p>
-      <w:r>
-        <w:lastRenderedPageBreak/>
-        <w:t xml:space="preserve">    .</w:t>
-      </w:r>
-      <w:proofErr w:type="spellStart"/>
-      <w:r>
-        <w:t>withColumn</w:t>
-      </w:r>
-      <w:proofErr w:type="spellEnd"/>
-      <w:r>
-        <w:t>(</w:t>
-      </w:r>
-    </w:p>
-    <w:p>
-      <w:r>
-        <w:t xml:space="preserve">        "speed",</w:t>
-      </w:r>
-    </w:p>
-    <w:p>
-      <w:r>
-        <w:t xml:space="preserve">        col("speed").cast("int")</w:t>
-      </w:r>
-    </w:p>
-    <w:p>
-      <w:r>
-        <w:t xml:space="preserve">    )</w:t>
-      </w:r>
-    </w:p>
-    <w:p>
-      <w:r>
-        <w:t xml:space="preserve">    .filter(</w:t>
-      </w:r>
-    </w:p>
-    <w:p>
-      <w:r>
-        <w:t xml:space="preserve">        col("</w:t>
-      </w:r>
-      <w:proofErr w:type="spellStart"/>
-      <w:r>
-        <w:t>battery_level</w:t>
-      </w:r>
-      <w:proofErr w:type="spellEnd"/>
-      <w:r>
-        <w:t>") &gt;= 20</w:t>
-      </w:r>
-    </w:p>
-    <w:p>
-      <w:r>
-        <w:t xml:space="preserve">    )</w:t>
-      </w:r>
-    </w:p>
-    <w:p>
-      <w:r>
-        <w:t>)</w:t>
-      </w:r>
-    </w:p>
-    <w:p/>
-    <w:p>
-      <w:proofErr w:type="spellStart"/>
-      <w:r>
-        <w:t>clean_df.write</w:t>
-      </w:r>
-      <w:proofErr w:type="spellEnd"/>
-      <w:r>
-        <w:t xml:space="preserve"> \</w:t>
-      </w:r>
-    </w:p>
-    <w:p>
-      <w:r>
-        <w:t xml:space="preserve">    .mode("overwrite") \</w:t>
-      </w:r>
-    </w:p>
-    <w:p>
-      <w:r>
-        <w:t xml:space="preserve">    .parquet(</w:t>
-      </w:r>
-    </w:p>
-    <w:p>
-      <w:r>
-        <w:t xml:space="preserve">        "s3://</w:t>
-      </w:r>
-      <w:proofErr w:type="spellStart"/>
-      <w:r>
-        <w:t>bmwsensordata</w:t>
-      </w:r>
-      <w:proofErr w:type="spellEnd"/>
-      <w:r>
-        <w:t>/processed/</w:t>
-      </w:r>
-      <w:proofErr w:type="spellStart"/>
-      <w:r>
-        <w:t>vehicle_data</w:t>
-      </w:r>
-      <w:proofErr w:type="spellEnd"/>
-      <w:r>
-        <w:t>/"</w:t>
-      </w:r>
-    </w:p>
-    <w:p>
-      <w:r>
-        <w:t xml:space="preserve">    )</w:t>
-      </w:r>
-    </w:p>
-    <w:p>
-      <w:pPr>
-        <w:rPr>
-          <w:b/>
-          <w:bCs/>
-        </w:rPr>
-      </w:pPr>
-      <w:r>
-        <w:rPr>
-          <w:b/>
-          <w:bCs/>
-        </w:rPr>
-        <w:t>13. Crawl the processed data</w:t>
-      </w:r>
-    </w:p>
-    <w:p>
-      <w:r>
-        <w:t>Create another crawler:</w:t>
-      </w:r>
-    </w:p>
-    <w:p>
-      <w:r>
-        <w:t>Crawler:</w:t>
-      </w:r>
-    </w:p>
-    <w:p>
-      <w:proofErr w:type="spellStart"/>
-      <w:r>
-        <w:t>bmw_processed_crawler</w:t>
-      </w:r>
-      <w:proofErr w:type="spellEnd"/>
-    </w:p>
-    <w:p/>
-    <w:p>
-      <w:r>
-        <w:t>S3:</w:t>
-      </w:r>
-    </w:p>
-    <w:p>
-      <w:r>
-        <w:t>s3://bmwsensordata/processed/vehicle_data/</w:t>
-      </w:r>
-    </w:p>
-    <w:p/>
-    <w:p>
-      <w:r>
-        <w:t>Database:</w:t>
-      </w:r>
-    </w:p>
-    <w:p>
-      <w:proofErr w:type="spellStart"/>
-      <w:r>
-        <w:t>bmw_database</w:t>
-      </w:r>
-      <w:proofErr w:type="spellEnd"/>
-    </w:p>
-    <w:p>
-      <w:r>
-        <w:t>Run it.</w:t>
-      </w:r>
-    </w:p>
-    <w:p>
-      <w:r>
-        <w:t>Glue creates another table, for example:</w:t>
-      </w:r>
-    </w:p>
-    <w:p>
-      <w:proofErr w:type="spellStart"/>
-      <w:r>
-        <w:t>vehicle_data</w:t>
-      </w:r>
-      <w:proofErr w:type="spellEnd"/>
-    </w:p>
-    <w:p>
-      <w:pPr>
-        <w:rPr>
-          <w:b/>
-          <w:bCs/>
-        </w:rPr>
-      </w:pPr>
-      <w:r>
-        <w:rPr>
-          <w:b/>
-          <w:bCs/>
-        </w:rPr>
-        <w:t>14. Final architecture</w:t>
-      </w:r>
-    </w:p>
-    <w:p>
-      <w:r>
-        <w:lastRenderedPageBreak/>
-        <w:t>BMW Connected Cars CSV</w:t>
-      </w:r>
-    </w:p>
-    <w:p>
-      <w:r>
-        <w:t xml:space="preserve">          ↓</w:t>
-      </w:r>
-    </w:p>
-    <w:p>
-      <w:r>
-        <w:t>S3 Raw</w:t>
-      </w:r>
-    </w:p>
-    <w:p>
-      <w:r>
-        <w:t>s3://bmwsensordata/sensor_data/</w:t>
-      </w:r>
-    </w:p>
-    <w:p>
-      <w:r>
-        <w:t xml:space="preserve">          ↓</w:t>
-      </w:r>
-    </w:p>
-    <w:p>
-      <w:r>
-        <w:t>Glue Crawler</w:t>
-      </w:r>
-    </w:p>
-    <w:p>
-      <w:r>
-        <w:t xml:space="preserve">          ↓</w:t>
-      </w:r>
-    </w:p>
-    <w:p>
-      <w:r>
-        <w:t xml:space="preserve">Glue Data </w:t>
-      </w:r>
-      <w:proofErr w:type="spellStart"/>
-      <w:r>
-        <w:t>Catalog</w:t>
-      </w:r>
-      <w:proofErr w:type="spellEnd"/>
-    </w:p>
-    <w:p>
-      <w:r>
-        <w:t xml:space="preserve">          ↓</w:t>
-      </w:r>
-    </w:p>
-    <w:p>
-      <w:proofErr w:type="spellStart"/>
-      <w:r>
-        <w:t>bmw_database</w:t>
-      </w:r>
-      <w:proofErr w:type="spellEnd"/>
-    </w:p>
-    <w:p>
-      <w:r>
-        <w:t xml:space="preserve">          ↓</w:t>
-      </w:r>
-    </w:p>
-    <w:p>
-      <w:proofErr w:type="spellStart"/>
-      <w:r>
-        <w:t>bmw_connected_cars</w:t>
-      </w:r>
-      <w:proofErr w:type="spellEnd"/>
-    </w:p>
-    <w:p>
-      <w:r>
-        <w:t xml:space="preserve">          ↓</w:t>
-      </w:r>
-    </w:p>
-    <w:p>
-      <w:r>
         <w:t xml:space="preserve">Glue </w:t>
       </w:r>
       <w:proofErr w:type="spellStart"/>
